--- a/docs/studyguides/introductiontovectors.docx
+++ b/docs/studyguides/introductiontovectors.docx
@@ -34,7 +34,7 @@
         <w:t xml:space="preserve">Quantities expressing both a magnitude and a direction are called vectors. Vectors are used in various disciplines and have a wide range of real-life applications.</w:t>
       </w:r>
     </w:p>
-    <w:bookmarkStart w:id="25" w:name="introduction"/>
+    <w:bookmarkStart w:id="14" w:name="introduction"/>
     <w:p>
       <w:pPr>
         <w:pStyle w:val="Heading1"/>
@@ -48,28 +48,7 @@
         <w:pStyle w:val="FirstParagraph"/>
       </w:pPr>
       <w:r>
-        <w:t xml:space="preserve">Up until now, the quantities that you have studied in mathematics express</w:t>
-      </w:r>
-      <w:r>
-        <w:t xml:space="preserve"> </w:t>
-      </w:r>
-      <w:r>
-        <w:t xml:space="preserve">‘how much’</w:t>
-      </w:r>
-      <w:r>
-        <w:t xml:space="preserve"> </w:t>
-      </w:r>
-      <w:r>
-        <w:t xml:space="preserve">of something exists. For instance, you could have four apples, or be 178cm tall, or have £55 in your bank account. Even negative numbers can be used to represent</w:t>
-      </w:r>
-      <w:r>
-        <w:t xml:space="preserve"> </w:t>
-      </w:r>
-      <w:r>
-        <w:t xml:space="preserve">‘how much’</w:t>
-      </w:r>
-      <w:r>
-        <w:t xml:space="preserve">; if you have -£55 in your bank account, you need to pay in £55 to get to zero again.</w:t>
+        <w:t xml:space="preserve">Up until now, the quantities that you have studied in mathematics express ‘how much’ of something exists. For instance, you could have four apples, or be 178cm tall, or have £55 in your bank account. Even negative numbers can be used to represent ‘how much’; if you have -£55 in your bank account, you need to pay in £55 to get to zero again.</w:t>
       </w:r>
     </w:p>
     <w:p>
@@ -137,18 +116,18 @@
                 <wp:inline>
                   <wp:extent cx="152400" cy="152400"/>
                   <wp:effectExtent b="0" l="0" r="0" t="0"/>
-                  <wp:docPr descr="" title="" id="21" name="Picture"/>
+                  <wp:docPr descr="" title="" id="10" name="Picture"/>
                   <a:graphic>
                     <a:graphicData uri="http://schemas.openxmlformats.org/drawingml/2006/picture">
                       <pic:pic>
                         <pic:nvPicPr>
-                          <pic:cNvPr descr="/Applications/quarto/share/formats/docx/note.png" id="22" name="Picture"/>
+                          <pic:cNvPr descr="/Applications/quarto/share/formats/docx/note.png" id="11" name="Picture"/>
                           <pic:cNvPicPr>
                             <a:picLocks noChangeArrowheads="1" noChangeAspect="1"/>
                           </pic:cNvPicPr>
                         </pic:nvPicPr>
                         <pic:blipFill>
-                          <a:blip r:embed="rId20"/>
+                          <a:blip r:embed="rId9"/>
                           <a:stretch>
                             <a:fillRect/>
                           </a:stretch>
@@ -298,18 +277,18 @@
                 <wp:inline>
                   <wp:extent cx="152400" cy="152400"/>
                   <wp:effectExtent b="0" l="0" r="0" t="0"/>
-                  <wp:docPr descr="" title="" id="23" name="Picture"/>
+                  <wp:docPr descr="" title="" id="12" name="Picture"/>
                   <a:graphic>
                     <a:graphicData uri="http://schemas.openxmlformats.org/drawingml/2006/picture">
                       <pic:pic>
                         <pic:nvPicPr>
-                          <pic:cNvPr descr="/Applications/quarto/share/formats/docx/note.png" id="24" name="Picture"/>
+                          <pic:cNvPr descr="/Applications/quarto/share/formats/docx/note.png" id="13" name="Picture"/>
                           <pic:cNvPicPr>
                             <a:picLocks noChangeArrowheads="1" noChangeAspect="1"/>
                           </pic:cNvPicPr>
                         </pic:nvPicPr>
                         <pic:blipFill>
-                          <a:blip r:embed="rId20"/>
+                          <a:blip r:embed="rId9"/>
                           <a:stretch>
                             <a:fillRect/>
                           </a:stretch>
@@ -506,8 +485,8 @@
         </w:tc>
       </w:tr>
     </w:tbl>
-    <w:bookmarkEnd w:id="25"/>
-    <w:bookmarkStart w:id="62" w:name="initial-properties-of-vectors"/>
+    <w:bookmarkEnd w:id="14"/>
+    <w:bookmarkStart w:id="51" w:name="initial-properties-of-vectors"/>
     <w:p>
       <w:pPr>
         <w:pStyle w:val="Heading1"/>
@@ -516,7 +495,7 @@
         <w:t xml:space="preserve">Initial properties of vectors</w:t>
       </w:r>
     </w:p>
-    <w:bookmarkStart w:id="37" w:name="free-vectors"/>
+    <w:bookmarkStart w:id="26" w:name="free-vectors"/>
     <w:p>
       <w:pPr>
         <w:pStyle w:val="Heading2"/>
@@ -560,7 +539,7 @@
       <w:tr>
         <w:tc>
           <w:tcPr/>
-          <w:bookmarkStart w:id="29" w:name="fig-1"/>
+          <w:bookmarkStart w:id="18" w:name="fig-1"/>
           <w:p>
             <w:pPr>
               <w:pStyle w:val="Compact"/>
@@ -571,18 +550,18 @@
                 <wp:inline>
                   <wp:extent cx="5755521" cy="929690"/>
                   <wp:effectExtent b="0" l="0" r="0" t="0"/>
-                  <wp:docPr descr="" title="" id="27" name="Picture"/>
+                  <wp:docPr descr="" title="" id="16" name="Picture"/>
                   <a:graphic>
                     <a:graphicData uri="http://schemas.openxmlformats.org/drawingml/2006/picture">
                       <pic:pic>
                         <pic:nvPicPr>
-                          <pic:cNvPr descr="./FiguresPNG/introtovectors-fig0.png" id="28" name="Picture"/>
+                          <pic:cNvPr descr="./FiguresPNG/introtovectors-fig0.png" id="17" name="Picture"/>
                           <pic:cNvPicPr>
                             <a:picLocks noChangeArrowheads="1" noChangeAspect="1"/>
                           </pic:cNvPicPr>
                         </pic:nvPicPr>
                         <pic:blipFill>
-                          <a:blip r:embed="rId26"/>
+                          <a:blip r:embed="rId15"/>
                           <a:stretch>
                             <a:fillRect/>
                           </a:stretch>
@@ -633,7 +612,7 @@
               </m:r>
             </m:oMath>
           </w:p>
-          <w:bookmarkEnd w:id="29"/>
+          <w:bookmarkEnd w:id="18"/>
         </w:tc>
       </w:tr>
     </w:tbl>
@@ -732,7 +711,7 @@
       <w:tr>
         <w:tc>
           <w:tcPr/>
-          <w:bookmarkStart w:id="33" w:name="fig-2"/>
+          <w:bookmarkStart w:id="22" w:name="fig-2"/>
           <w:p>
             <w:pPr>
               <w:pStyle w:val="Compact"/>
@@ -743,18 +722,18 @@
                 <wp:inline>
                   <wp:extent cx="5755521" cy="2012291"/>
                   <wp:effectExtent b="0" l="0" r="0" t="0"/>
-                  <wp:docPr descr="" title="" id="31" name="Picture"/>
+                  <wp:docPr descr="" title="" id="20" name="Picture"/>
                   <a:graphic>
                     <a:graphicData uri="http://schemas.openxmlformats.org/drawingml/2006/picture">
                       <pic:pic>
                         <pic:nvPicPr>
-                          <pic:cNvPr descr="./FiguresPNG/introtovectors-fig01.png" id="32" name="Picture"/>
+                          <pic:cNvPr descr="./FiguresPNG/introtovectors-fig01.png" id="21" name="Picture"/>
                           <pic:cNvPicPr>
                             <a:picLocks noChangeArrowheads="1" noChangeAspect="1"/>
                           </pic:cNvPicPr>
                         </pic:nvPicPr>
                         <pic:blipFill>
-                          <a:blip r:embed="rId30"/>
+                          <a:blip r:embed="rId19"/>
                           <a:stretch>
                             <a:fillRect/>
                           </a:stretch>
@@ -805,7 +784,7 @@
               </m:r>
             </m:oMath>
           </w:p>
-          <w:bookmarkEnd w:id="33"/>
+          <w:bookmarkEnd w:id="22"/>
         </w:tc>
       </w:tr>
     </w:tbl>
@@ -858,18 +837,18 @@
                 <wp:inline>
                   <wp:extent cx="152400" cy="152400"/>
                   <wp:effectExtent b="0" l="0" r="0" t="0"/>
-                  <wp:docPr descr="" title="" id="35" name="Picture"/>
+                  <wp:docPr descr="" title="" id="24" name="Picture"/>
                   <a:graphic>
                     <a:graphicData uri="http://schemas.openxmlformats.org/drawingml/2006/picture">
                       <pic:pic>
                         <pic:nvPicPr>
-                          <pic:cNvPr descr="/Applications/quarto/share/formats/docx/warning.png" id="36" name="Picture"/>
+                          <pic:cNvPr descr="/Applications/quarto/share/formats/docx/warning.png" id="25" name="Picture"/>
                           <pic:cNvPicPr>
                             <a:picLocks noChangeArrowheads="1" noChangeAspect="1"/>
                           </pic:cNvPicPr>
                         </pic:nvPicPr>
                         <pic:blipFill>
-                          <a:blip r:embed="rId34"/>
+                          <a:blip r:embed="rId23"/>
                           <a:stretch>
                             <a:fillRect/>
                           </a:stretch>
@@ -1074,8 +1053,8 @@
         </w:tc>
       </w:tr>
     </w:tbl>
-    <w:bookmarkEnd w:id="37"/>
-    <w:bookmarkStart w:id="50" w:name="localized-vectors"/>
+    <w:bookmarkEnd w:id="26"/>
+    <w:bookmarkStart w:id="39" w:name="localized-vectors"/>
     <w:p>
       <w:pPr>
         <w:pStyle w:val="Heading2"/>
@@ -1182,29 +1161,31 @@
         <w:t xml:space="preserve"> </w:t>
       </w:r>
       <m:oMath>
-        <m:d>
-          <m:dPr>
-            <m:begChr m:val="|"/>
-            <m:sepChr m:val=""/>
-            <m:endChr m:val="|"/>
-            <m:grow/>
-          </m:dPr>
+        <m:r>
+          <m:rPr>
+            <m:sty m:val="p"/>
+          </m:rPr>
+          <m:t>|</m:t>
+        </m:r>
+        <m:acc>
+          <m:accPr>
+            <m:chr m:val="⃗"/>
+          </m:accPr>
           <m:e>
-            <m:acc>
-              <m:accPr>
-                <m:chr m:val="⃗"/>
-              </m:accPr>
-              <m:e>
-                <m:r>
-                  <m:t>A</m:t>
-                </m:r>
-                <m:r>
-                  <m:t>B</m:t>
-                </m:r>
-              </m:e>
-            </m:acc>
+            <m:r>
+              <m:t>A</m:t>
+            </m:r>
+            <m:r>
+              <m:t>B</m:t>
+            </m:r>
           </m:e>
-        </m:d>
+        </m:acc>
+        <m:r>
+          <m:rPr>
+            <m:sty m:val="p"/>
+          </m:rPr>
+          <m:t>|</m:t>
+        </m:r>
       </m:oMath>
       <w:r>
         <w:t xml:space="preserve">.</w:t>
@@ -1223,7 +1204,7 @@
       <w:tr>
         <w:tc>
           <w:tcPr/>
-          <w:bookmarkStart w:id="41" w:name="fig-3"/>
+          <w:bookmarkStart w:id="30" w:name="fig-3"/>
           <w:p>
             <w:pPr>
               <w:pStyle w:val="Compact"/>
@@ -1234,18 +1215,18 @@
                 <wp:inline>
                   <wp:extent cx="5755521" cy="642220"/>
                   <wp:effectExtent b="0" l="0" r="0" t="0"/>
-                  <wp:docPr descr="" title="" id="39" name="Picture"/>
+                  <wp:docPr descr="" title="" id="28" name="Picture"/>
                   <a:graphic>
                     <a:graphicData uri="http://schemas.openxmlformats.org/drawingml/2006/picture">
                       <pic:pic>
                         <pic:nvPicPr>
-                          <pic:cNvPr descr="./FiguresPNG/introtovectors-fig1-1.png" id="40" name="Picture"/>
+                          <pic:cNvPr descr="./FiguresPNG/introtovectors-fig1-1.png" id="29" name="Picture"/>
                           <pic:cNvPicPr>
                             <a:picLocks noChangeArrowheads="1" noChangeAspect="1"/>
                           </pic:cNvPicPr>
                         </pic:nvPicPr>
                         <pic:blipFill>
-                          <a:blip r:embed="rId38"/>
+                          <a:blip r:embed="rId27"/>
                           <a:stretch>
                             <a:fillRect/>
                           </a:stretch>
@@ -1303,7 +1284,7 @@
               </m:acc>
             </m:oMath>
           </w:p>
-          <w:bookmarkEnd w:id="41"/>
+          <w:bookmarkEnd w:id="30"/>
         </w:tc>
       </w:tr>
     </w:tbl>
@@ -1374,7 +1355,7 @@
       <w:tr>
         <w:tc>
           <w:tcPr/>
-          <w:bookmarkStart w:id="45" w:name="fig-4"/>
+          <w:bookmarkStart w:id="34" w:name="fig-4"/>
           <w:p>
             <w:pPr>
               <w:pStyle w:val="Compact"/>
@@ -1385,18 +1366,18 @@
                 <wp:inline>
                   <wp:extent cx="5755521" cy="642220"/>
                   <wp:effectExtent b="0" l="0" r="0" t="0"/>
-                  <wp:docPr descr="" title="" id="43" name="Picture"/>
+                  <wp:docPr descr="" title="" id="32" name="Picture"/>
                   <a:graphic>
                     <a:graphicData uri="http://schemas.openxmlformats.org/drawingml/2006/picture">
                       <pic:pic>
                         <pic:nvPicPr>
-                          <pic:cNvPr descr="./FiguresPNG/introtovectors-fig2-2.png" id="44" name="Picture"/>
+                          <pic:cNvPr descr="./FiguresPNG/introtovectors-fig2-2.png" id="33" name="Picture"/>
                           <pic:cNvPicPr>
                             <a:picLocks noChangeArrowheads="1" noChangeAspect="1"/>
                           </pic:cNvPicPr>
                         </pic:nvPicPr>
                         <pic:blipFill>
-                          <a:blip r:embed="rId42"/>
+                          <a:blip r:embed="rId31"/>
                           <a:stretch>
                             <a:fillRect/>
                           </a:stretch>
@@ -1454,7 +1435,7 @@
               </m:acc>
             </m:oMath>
           </w:p>
-          <w:bookmarkEnd w:id="45"/>
+          <w:bookmarkEnd w:id="34"/>
         </w:tc>
       </w:tr>
     </w:tbl>
@@ -1498,37 +1479,39 @@
           </m:rPr>
           <m:t>=</m:t>
         </m:r>
-        <m:d>
-          <m:dPr>
-            <m:begChr m:val="("/>
-            <m:sepChr m:val=""/>
-            <m:endChr m:val=")"/>
-            <m:grow/>
-          </m:dPr>
-          <m:e>
-            <m:r>
-              <m:t>0</m:t>
-            </m:r>
-            <m:r>
-              <m:rPr>
-                <m:sty m:val="p"/>
-              </m:rPr>
-              <m:t>,</m:t>
-            </m:r>
-            <m:r>
-              <m:t>0</m:t>
-            </m:r>
-            <m:r>
-              <m:rPr>
-                <m:sty m:val="p"/>
-              </m:rPr>
-              <m:t>,</m:t>
-            </m:r>
-            <m:r>
-              <m:t>0</m:t>
-            </m:r>
-          </m:e>
-        </m:d>
+        <m:r>
+          <m:rPr>
+            <m:sty m:val="p"/>
+          </m:rPr>
+          <m:t>(</m:t>
+        </m:r>
+        <m:r>
+          <m:t>0</m:t>
+        </m:r>
+        <m:r>
+          <m:rPr>
+            <m:sty m:val="p"/>
+          </m:rPr>
+          <m:t>,</m:t>
+        </m:r>
+        <m:r>
+          <m:t>0</m:t>
+        </m:r>
+        <m:r>
+          <m:rPr>
+            <m:sty m:val="p"/>
+          </m:rPr>
+          <m:t>,</m:t>
+        </m:r>
+        <m:r>
+          <m:t>0</m:t>
+        </m:r>
+        <m:r>
+          <m:rPr>
+            <m:sty m:val="p"/>
+          </m:rPr>
+          <m:t>)</m:t>
+        </m:r>
       </m:oMath>
       <w:r>
         <w:t xml:space="preserve"> </w:t>
@@ -1563,7 +1546,7 @@
       <w:tr>
         <w:tc>
           <w:tcPr/>
-          <w:bookmarkStart w:id="49" w:name="fig-5"/>
+          <w:bookmarkStart w:id="38" w:name="fig-5"/>
           <w:p>
             <w:pPr>
               <w:pStyle w:val="Compact"/>
@@ -1574,18 +1557,18 @@
                 <wp:inline>
                   <wp:extent cx="5755521" cy="2235539"/>
                   <wp:effectExtent b="0" l="0" r="0" t="0"/>
-                  <wp:docPr descr="" title="" id="47" name="Picture"/>
+                  <wp:docPr descr="" title="" id="36" name="Picture"/>
                   <a:graphic>
                     <a:graphicData uri="http://schemas.openxmlformats.org/drawingml/2006/picture">
                       <pic:pic>
                         <pic:nvPicPr>
-                          <pic:cNvPr descr="./FiguresPNG/introtovectors-fig4-4.png" id="48" name="Picture"/>
+                          <pic:cNvPr descr="./FiguresPNG/introtovectors-fig4-4.png" id="37" name="Picture"/>
                           <pic:cNvPicPr>
                             <a:picLocks noChangeArrowheads="1" noChangeAspect="1"/>
                           </pic:cNvPicPr>
                         </pic:nvPicPr>
                         <pic:blipFill>
-                          <a:blip r:embed="rId46"/>
+                          <a:blip r:embed="rId35"/>
                           <a:stretch>
                             <a:fillRect/>
                           </a:stretch>
@@ -1639,12 +1622,12 @@
               <w:t xml:space="preserve">with respect to the origin</w:t>
             </w:r>
           </w:p>
-          <w:bookmarkEnd w:id="49"/>
+          <w:bookmarkEnd w:id="38"/>
         </w:tc>
       </w:tr>
     </w:tbl>
-    <w:bookmarkEnd w:id="50"/>
-    <w:bookmarkStart w:id="53" w:name="negative-vectors"/>
+    <w:bookmarkEnd w:id="39"/>
+    <w:bookmarkStart w:id="42" w:name="negative-vectors"/>
     <w:p>
       <w:pPr>
         <w:pStyle w:val="Heading2"/>
@@ -1793,18 +1776,18 @@
                 <wp:inline>
                   <wp:extent cx="152400" cy="152400"/>
                   <wp:effectExtent b="0" l="0" r="0" t="0"/>
-                  <wp:docPr descr="" title="" id="51" name="Picture"/>
+                  <wp:docPr descr="" title="" id="40" name="Picture"/>
                   <a:graphic>
                     <a:graphicData uri="http://schemas.openxmlformats.org/drawingml/2006/picture">
                       <pic:pic>
                         <pic:nvPicPr>
-                          <pic:cNvPr descr="/Applications/quarto/share/formats/docx/note.png" id="52" name="Picture"/>
+                          <pic:cNvPr descr="/Applications/quarto/share/formats/docx/note.png" id="41" name="Picture"/>
                           <pic:cNvPicPr>
                             <a:picLocks noChangeArrowheads="1" noChangeAspect="1"/>
                           </pic:cNvPicPr>
                         </pic:nvPicPr>
                         <pic:blipFill>
-                          <a:blip r:embed="rId20"/>
+                          <a:blip r:embed="rId9"/>
                           <a:stretch>
                             <a:fillRect/>
                           </a:stretch>
@@ -1955,8 +1938,8 @@
         </w:tc>
       </w:tr>
     </w:tbl>
-    <w:bookmarkEnd w:id="53"/>
-    <w:bookmarkStart w:id="61" w:name="scaling-vectors"/>
+    <w:bookmarkEnd w:id="42"/>
+    <w:bookmarkStart w:id="50" w:name="scaling-vectors"/>
     <w:p>
       <w:pPr>
         <w:pStyle w:val="Heading2"/>
@@ -2013,25 +1996,27 @@
         <w:t xml:space="preserve"> </w:t>
       </w:r>
       <m:oMath>
-        <m:d>
-          <m:dPr>
-            <m:begChr m:val="("/>
-            <m:sepChr m:val=""/>
-            <m:endChr m:val=")"/>
-            <m:grow/>
-          </m:dPr>
-          <m:e>
-            <m:r>
-              <m:rPr>
-                <m:sty m:val="p"/>
-              </m:rPr>
-              <m:t>−</m:t>
-            </m:r>
-            <m:r>
-              <m:t>1</m:t>
-            </m:r>
-          </m:e>
-        </m:d>
+        <m:r>
+          <m:rPr>
+            <m:sty m:val="p"/>
+          </m:rPr>
+          <m:t>(</m:t>
+        </m:r>
+        <m:r>
+          <m:rPr>
+            <m:sty m:val="p"/>
+          </m:rPr>
+          <m:t>−</m:t>
+        </m:r>
+        <m:r>
+          <m:t>1</m:t>
+        </m:r>
+        <m:r>
+          <m:rPr>
+            <m:sty m:val="p"/>
+          </m:rPr>
+          <m:t>)</m:t>
+        </m:r>
         <m:r>
           <m:rPr>
             <m:sty m:val="b"/>
@@ -2120,18 +2105,18 @@
                 <wp:inline>
                   <wp:extent cx="152400" cy="152400"/>
                   <wp:effectExtent b="0" l="0" r="0" t="0"/>
-                  <wp:docPr descr="" title="" id="54" name="Picture"/>
+                  <wp:docPr descr="" title="" id="43" name="Picture"/>
                   <a:graphic>
                     <a:graphicData uri="http://schemas.openxmlformats.org/drawingml/2006/picture">
                       <pic:pic>
                         <pic:nvPicPr>
-                          <pic:cNvPr descr="/Applications/quarto/share/formats/docx/note.png" id="55" name="Picture"/>
+                          <pic:cNvPr descr="/Applications/quarto/share/formats/docx/note.png" id="44" name="Picture"/>
                           <pic:cNvPicPr>
                             <a:picLocks noChangeArrowheads="1" noChangeAspect="1"/>
                           </pic:cNvPicPr>
                         </pic:nvPicPr>
                         <pic:blipFill>
-                          <a:blip r:embed="rId20"/>
+                          <a:blip r:embed="rId9"/>
                           <a:stretch>
                             <a:fillRect/>
                           </a:stretch>
@@ -2531,18 +2516,18 @@
                 <wp:inline>
                   <wp:extent cx="152400" cy="152400"/>
                   <wp:effectExtent b="0" l="0" r="0" t="0"/>
-                  <wp:docPr descr="" title="" id="56" name="Picture"/>
+                  <wp:docPr descr="" title="" id="45" name="Picture"/>
                   <a:graphic>
                     <a:graphicData uri="http://schemas.openxmlformats.org/drawingml/2006/picture">
                       <pic:pic>
                         <pic:nvPicPr>
-                          <pic:cNvPr descr="/Applications/quarto/share/formats/docx/warning.png" id="57" name="Picture"/>
+                          <pic:cNvPr descr="/Applications/quarto/share/formats/docx/warning.png" id="46" name="Picture"/>
                           <pic:cNvPicPr>
                             <a:picLocks noChangeArrowheads="1" noChangeAspect="1"/>
                           </pic:cNvPicPr>
                         </pic:nvPicPr>
                         <pic:blipFill>
-                          <a:blip r:embed="rId34"/>
+                          <a:blip r:embed="rId23"/>
                           <a:stretch>
                             <a:fillRect/>
                           </a:stretch>
@@ -2616,7 +2601,7 @@
       <w:r>
         <w:t xml:space="preserve"> </w:t>
       </w:r>
-      <w:hyperlink r:id="rId58">
+      <w:hyperlink r:id="rId47">
         <w:r>
           <w:rPr>
             <w:rStyle w:val="Hyperlink"/>
@@ -2677,18 +2662,18 @@
                 <wp:inline>
                   <wp:extent cx="152400" cy="152400"/>
                   <wp:effectExtent b="0" l="0" r="0" t="0"/>
-                  <wp:docPr descr="" title="" id="59" name="Picture"/>
+                  <wp:docPr descr="" title="" id="48" name="Picture"/>
                   <a:graphic>
                     <a:graphicData uri="http://schemas.openxmlformats.org/drawingml/2006/picture">
                       <pic:pic>
                         <pic:nvPicPr>
-                          <pic:cNvPr descr="/Applications/quarto/share/formats/docx/note.png" id="60" name="Picture"/>
+                          <pic:cNvPr descr="/Applications/quarto/share/formats/docx/note.png" id="49" name="Picture"/>
                           <pic:cNvPicPr>
                             <a:picLocks noChangeArrowheads="1" noChangeAspect="1"/>
                           </pic:cNvPicPr>
                         </pic:nvPicPr>
                         <pic:blipFill>
-                          <a:blip r:embed="rId20"/>
+                          <a:blip r:embed="rId9"/>
                           <a:stretch>
                             <a:fillRect/>
                           </a:stretch>
@@ -2873,9 +2858,9 @@
         </w:tc>
       </w:tr>
     </w:tbl>
-    <w:bookmarkEnd w:id="61"/>
-    <w:bookmarkEnd w:id="62"/>
-    <w:bookmarkStart w:id="81" w:name="vectors-in-three-dimensional-space"/>
+    <w:bookmarkEnd w:id="50"/>
+    <w:bookmarkEnd w:id="51"/>
+    <w:bookmarkStart w:id="70" w:name="vectors-in-three-dimensional-space"/>
     <w:p>
       <w:pPr>
         <w:pStyle w:val="Heading1"/>
@@ -2909,7 +2894,7 @@
         <w:t xml:space="preserve">can be expressed in both two-dimensional and three-dimensional space through various coordinate systems. You will see the standard Cartesian coordinate system in this guide.</w:t>
       </w:r>
     </w:p>
-    <w:bookmarkStart w:id="73" w:name="ijk-notation"/>
+    <w:bookmarkStart w:id="62" w:name="ijk-notation"/>
     <w:p>
       <w:pPr>
         <w:pStyle w:val="Heading2"/>
@@ -3096,7 +3081,7 @@
       <w:tr>
         <w:tc>
           <w:tcPr/>
-          <w:bookmarkStart w:id="66" w:name="fig-6"/>
+          <w:bookmarkStart w:id="55" w:name="fig-6"/>
           <w:p>
             <w:pPr>
               <w:pStyle w:val="Compact"/>
@@ -3107,18 +3092,18 @@
                 <wp:inline>
                   <wp:extent cx="5755521" cy="2281412"/>
                   <wp:effectExtent b="0" l="0" r="0" t="0"/>
-                  <wp:docPr descr="" title="" id="64" name="Picture"/>
+                  <wp:docPr descr="" title="" id="53" name="Picture"/>
                   <a:graphic>
                     <a:graphicData uri="http://schemas.openxmlformats.org/drawingml/2006/picture">
                       <pic:pic>
                         <pic:nvPicPr>
-                          <pic:cNvPr descr="./FiguresPNG/introtovectors-fig5-5.png" id="65" name="Picture"/>
+                          <pic:cNvPr descr="./FiguresPNG/introtovectors-fig5-5.png" id="54" name="Picture"/>
                           <pic:cNvPicPr>
                             <a:picLocks noChangeArrowheads="1" noChangeAspect="1"/>
                           </pic:cNvPicPr>
                         </pic:nvPicPr>
                         <pic:blipFill>
-                          <a:blip r:embed="rId63"/>
+                          <a:blip r:embed="rId52"/>
                           <a:stretch>
                             <a:fillRect/>
                           </a:stretch>
@@ -3199,7 +3184,7 @@
               <w:t xml:space="preserve">unit vectors along their respective axis.</w:t>
             </w:r>
           </w:p>
-          <w:bookmarkEnd w:id="66"/>
+          <w:bookmarkEnd w:id="55"/>
         </w:tc>
       </w:tr>
     </w:tbl>
@@ -3539,18 +3524,18 @@
                 <wp:inline>
                   <wp:extent cx="152400" cy="152400"/>
                   <wp:effectExtent b="0" l="0" r="0" t="0"/>
-                  <wp:docPr descr="" title="" id="67" name="Picture"/>
+                  <wp:docPr descr="" title="" id="56" name="Picture"/>
                   <a:graphic>
                     <a:graphicData uri="http://schemas.openxmlformats.org/drawingml/2006/picture">
                       <pic:pic>
                         <pic:nvPicPr>
-                          <pic:cNvPr descr="/Applications/quarto/share/formats/docx/note.png" id="68" name="Picture"/>
+                          <pic:cNvPr descr="/Applications/quarto/share/formats/docx/note.png" id="57" name="Picture"/>
                           <pic:cNvPicPr>
                             <a:picLocks noChangeArrowheads="1" noChangeAspect="1"/>
                           </pic:cNvPicPr>
                         </pic:nvPicPr>
                         <pic:blipFill>
-                          <a:blip r:embed="rId20"/>
+                          <a:blip r:embed="rId9"/>
                           <a:stretch>
                             <a:fillRect/>
                           </a:stretch>
@@ -3821,37 +3806,39 @@
               <w:t xml:space="preserve"> </w:t>
             </w:r>
             <m:oMath>
-              <m:d>
-                <m:dPr>
-                  <m:begChr m:val="("/>
-                  <m:sepChr m:val=""/>
-                  <m:endChr m:val=")"/>
-                  <m:grow/>
-                </m:dPr>
-                <m:e>
-                  <m:r>
-                    <m:t>0</m:t>
-                  </m:r>
-                  <m:r>
-                    <m:rPr>
-                      <m:sty m:val="p"/>
-                    </m:rPr>
-                    <m:t>,</m:t>
-                  </m:r>
-                  <m:r>
-                    <m:t>0</m:t>
-                  </m:r>
-                  <m:r>
-                    <m:rPr>
-                      <m:sty m:val="p"/>
-                    </m:rPr>
-                    <m:t>,</m:t>
-                  </m:r>
-                  <m:r>
-                    <m:t>0</m:t>
-                  </m:r>
-                </m:e>
-              </m:d>
+              <m:r>
+                <m:rPr>
+                  <m:sty m:val="p"/>
+                </m:rPr>
+                <m:t>(</m:t>
+              </m:r>
+              <m:r>
+                <m:t>0</m:t>
+              </m:r>
+              <m:r>
+                <m:rPr>
+                  <m:sty m:val="p"/>
+                </m:rPr>
+                <m:t>,</m:t>
+              </m:r>
+              <m:r>
+                <m:t>0</m:t>
+              </m:r>
+              <m:r>
+                <m:rPr>
+                  <m:sty m:val="p"/>
+                </m:rPr>
+                <m:t>,</m:t>
+              </m:r>
+              <m:r>
+                <m:t>0</m:t>
+              </m:r>
+              <m:r>
+                <m:rPr>
+                  <m:sty m:val="p"/>
+                </m:rPr>
+                <m:t>)</m:t>
+              </m:r>
             </m:oMath>
             <w:r>
               <w:t xml:space="preserve"> </w:t>
@@ -3863,37 +3850,39 @@
               <w:t xml:space="preserve"> </w:t>
             </w:r>
             <m:oMath>
-              <m:d>
-                <m:dPr>
-                  <m:begChr m:val="("/>
-                  <m:sepChr m:val=""/>
-                  <m:endChr m:val=")"/>
-                  <m:grow/>
-                </m:dPr>
-                <m:e>
-                  <m:r>
-                    <m:t>2</m:t>
-                  </m:r>
-                  <m:r>
-                    <m:rPr>
-                      <m:sty m:val="p"/>
-                    </m:rPr>
-                    <m:t>,</m:t>
-                  </m:r>
-                  <m:r>
-                    <m:t>5</m:t>
-                  </m:r>
-                  <m:r>
-                    <m:rPr>
-                      <m:sty m:val="p"/>
-                    </m:rPr>
-                    <m:t>,</m:t>
-                  </m:r>
-                  <m:r>
-                    <m:t>4</m:t>
-                  </m:r>
-                </m:e>
-              </m:d>
+              <m:r>
+                <m:rPr>
+                  <m:sty m:val="p"/>
+                </m:rPr>
+                <m:t>(</m:t>
+              </m:r>
+              <m:r>
+                <m:t>2</m:t>
+              </m:r>
+              <m:r>
+                <m:rPr>
+                  <m:sty m:val="p"/>
+                </m:rPr>
+                <m:t>,</m:t>
+              </m:r>
+              <m:r>
+                <m:t>5</m:t>
+              </m:r>
+              <m:r>
+                <m:rPr>
+                  <m:sty m:val="p"/>
+                </m:rPr>
+                <m:t>,</m:t>
+              </m:r>
+              <m:r>
+                <m:t>4</m:t>
+              </m:r>
+              <m:r>
+                <m:rPr>
+                  <m:sty m:val="p"/>
+                </m:rPr>
+                <m:t>)</m:t>
+              </m:r>
             </m:oMath>
             <w:r>
               <w:t xml:space="preserve"> </w:t>
@@ -3922,37 +3911,39 @@
               <w:t xml:space="preserve"> </w:t>
             </w:r>
             <m:oMath>
-              <m:d>
-                <m:dPr>
-                  <m:begChr m:val="("/>
-                  <m:sepChr m:val=""/>
-                  <m:endChr m:val=")"/>
-                  <m:grow/>
-                </m:dPr>
-                <m:e>
-                  <m:r>
-                    <m:t>2</m:t>
-                  </m:r>
-                  <m:r>
-                    <m:rPr>
-                      <m:sty m:val="p"/>
-                    </m:rPr>
-                    <m:t>,</m:t>
-                  </m:r>
-                  <m:r>
-                    <m:t>5</m:t>
-                  </m:r>
-                  <m:r>
-                    <m:rPr>
-                      <m:sty m:val="p"/>
-                    </m:rPr>
-                    <m:t>,</m:t>
-                  </m:r>
-                  <m:r>
-                    <m:t>4</m:t>
-                  </m:r>
-                </m:e>
-              </m:d>
+              <m:r>
+                <m:rPr>
+                  <m:sty m:val="p"/>
+                </m:rPr>
+                <m:t>(</m:t>
+              </m:r>
+              <m:r>
+                <m:t>2</m:t>
+              </m:r>
+              <m:r>
+                <m:rPr>
+                  <m:sty m:val="p"/>
+                </m:rPr>
+                <m:t>,</m:t>
+              </m:r>
+              <m:r>
+                <m:t>5</m:t>
+              </m:r>
+              <m:r>
+                <m:rPr>
+                  <m:sty m:val="p"/>
+                </m:rPr>
+                <m:t>,</m:t>
+              </m:r>
+              <m:r>
+                <m:t>4</m:t>
+              </m:r>
+              <m:r>
+                <m:rPr>
+                  <m:sty m:val="p"/>
+                </m:rPr>
+                <m:t>)</m:t>
+              </m:r>
             </m:oMath>
             <w:r>
               <w:t xml:space="preserve">.</w:t>
@@ -4009,18 +4000,18 @@
                 <wp:inline>
                   <wp:extent cx="152400" cy="152400"/>
                   <wp:effectExtent b="0" l="0" r="0" t="0"/>
-                  <wp:docPr descr="" title="" id="69" name="Picture"/>
+                  <wp:docPr descr="" title="" id="58" name="Picture"/>
                   <a:graphic>
                     <a:graphicData uri="http://schemas.openxmlformats.org/drawingml/2006/picture">
                       <pic:pic>
                         <pic:nvPicPr>
-                          <pic:cNvPr descr="/Applications/quarto/share/formats/docx/note.png" id="70" name="Picture"/>
+                          <pic:cNvPr descr="/Applications/quarto/share/formats/docx/note.png" id="59" name="Picture"/>
                           <pic:cNvPicPr>
                             <a:picLocks noChangeArrowheads="1" noChangeAspect="1"/>
                           </pic:cNvPicPr>
                         </pic:nvPicPr>
                         <pic:blipFill>
-                          <a:blip r:embed="rId20"/>
+                          <a:blip r:embed="rId9"/>
                           <a:stretch>
                             <a:fillRect/>
                           </a:stretch>
@@ -4286,18 +4277,18 @@
                 <wp:inline>
                   <wp:extent cx="152400" cy="152400"/>
                   <wp:effectExtent b="0" l="0" r="0" t="0"/>
-                  <wp:docPr descr="" title="" id="71" name="Picture"/>
+                  <wp:docPr descr="" title="" id="60" name="Picture"/>
                   <a:graphic>
                     <a:graphicData uri="http://schemas.openxmlformats.org/drawingml/2006/picture">
                       <pic:pic>
                         <pic:nvPicPr>
-                          <pic:cNvPr descr="/Applications/quarto/share/formats/docx/note.png" id="72" name="Picture"/>
+                          <pic:cNvPr descr="/Applications/quarto/share/formats/docx/note.png" id="61" name="Picture"/>
                           <pic:cNvPicPr>
                             <a:picLocks noChangeArrowheads="1" noChangeAspect="1"/>
                           </pic:cNvPicPr>
                         </pic:nvPicPr>
                         <pic:blipFill>
-                          <a:blip r:embed="rId20"/>
+                          <a:blip r:embed="rId9"/>
                           <a:stretch>
                             <a:fillRect/>
                           </a:stretch>
@@ -4388,37 +4379,39 @@
                 </m:rPr>
                 <m:t>=</m:t>
               </m:r>
-              <m:d>
-                <m:dPr>
-                  <m:begChr m:val="("/>
-                  <m:sepChr m:val=""/>
-                  <m:endChr m:val=")"/>
-                  <m:grow/>
-                </m:dPr>
-                <m:e>
-                  <m:r>
-                    <m:t>3</m:t>
-                  </m:r>
-                  <m:r>
-                    <m:rPr>
-                      <m:sty m:val="p"/>
-                    </m:rPr>
-                    <m:t>,</m:t>
-                  </m:r>
-                  <m:r>
-                    <m:t>4</m:t>
-                  </m:r>
-                  <m:r>
-                    <m:rPr>
-                      <m:sty m:val="p"/>
-                    </m:rPr>
-                    <m:t>,</m:t>
-                  </m:r>
-                  <m:r>
-                    <m:t>5</m:t>
-                  </m:r>
-                </m:e>
-              </m:d>
+              <m:r>
+                <m:rPr>
+                  <m:sty m:val="p"/>
+                </m:rPr>
+                <m:t>(</m:t>
+              </m:r>
+              <m:r>
+                <m:t>3</m:t>
+              </m:r>
+              <m:r>
+                <m:rPr>
+                  <m:sty m:val="p"/>
+                </m:rPr>
+                <m:t>,</m:t>
+              </m:r>
+              <m:r>
+                <m:t>4</m:t>
+              </m:r>
+              <m:r>
+                <m:rPr>
+                  <m:sty m:val="p"/>
+                </m:rPr>
+                <m:t>,</m:t>
+              </m:r>
+              <m:r>
+                <m:t>5</m:t>
+              </m:r>
+              <m:r>
+                <m:rPr>
+                  <m:sty m:val="p"/>
+                </m:rPr>
+                <m:t>)</m:t>
+              </m:r>
             </m:oMath>
             <w:r>
               <w:t xml:space="preserve"> </w:t>
@@ -4439,43 +4432,45 @@
                 </m:rPr>
                 <m:t>=</m:t>
               </m:r>
-              <m:d>
-                <m:dPr>
-                  <m:begChr m:val="("/>
-                  <m:sepChr m:val=""/>
-                  <m:endChr m:val=")"/>
-                  <m:grow/>
-                </m:dPr>
-                <m:e>
-                  <m:r>
-                    <m:t>4</m:t>
-                  </m:r>
-                  <m:r>
-                    <m:rPr>
-                      <m:sty m:val="p"/>
-                    </m:rPr>
-                    <m:t>,</m:t>
-                  </m:r>
-                  <m:r>
-                    <m:rPr>
-                      <m:sty m:val="p"/>
-                    </m:rPr>
-                    <m:t>−</m:t>
-                  </m:r>
-                  <m:r>
-                    <m:t>3</m:t>
-                  </m:r>
-                  <m:r>
-                    <m:rPr>
-                      <m:sty m:val="p"/>
-                    </m:rPr>
-                    <m:t>,</m:t>
-                  </m:r>
-                  <m:r>
-                    <m:t>5</m:t>
-                  </m:r>
-                </m:e>
-              </m:d>
+              <m:r>
+                <m:rPr>
+                  <m:sty m:val="p"/>
+                </m:rPr>
+                <m:t>(</m:t>
+              </m:r>
+              <m:r>
+                <m:t>4</m:t>
+              </m:r>
+              <m:r>
+                <m:rPr>
+                  <m:sty m:val="p"/>
+                </m:rPr>
+                <m:t>,</m:t>
+              </m:r>
+              <m:r>
+                <m:rPr>
+                  <m:sty m:val="p"/>
+                </m:rPr>
+                <m:t>−</m:t>
+              </m:r>
+              <m:r>
+                <m:t>3</m:t>
+              </m:r>
+              <m:r>
+                <m:rPr>
+                  <m:sty m:val="p"/>
+                </m:rPr>
+                <m:t>,</m:t>
+              </m:r>
+              <m:r>
+                <m:t>5</m:t>
+              </m:r>
+              <m:r>
+                <m:rPr>
+                  <m:sty m:val="p"/>
+                </m:rPr>
+                <m:t>)</m:t>
+              </m:r>
             </m:oMath>
             <w:r>
               <w:t xml:space="preserve"> </w:t>
@@ -5141,25 +5136,27 @@
                 </m:rPr>
                 <m:t>+</m:t>
               </m:r>
-              <m:d>
-                <m:dPr>
-                  <m:begChr m:val="("/>
-                  <m:sepChr m:val=""/>
-                  <m:endChr m:val=")"/>
-                  <m:grow/>
-                </m:dPr>
-                <m:e>
-                  <m:r>
-                    <m:rPr>
-                      <m:sty m:val="p"/>
-                    </m:rPr>
-                    <m:t>−</m:t>
-                  </m:r>
-                  <m:r>
-                    <m:t>7</m:t>
-                  </m:r>
-                </m:e>
-              </m:d>
+              <m:r>
+                <m:rPr>
+                  <m:sty m:val="p"/>
+                </m:rPr>
+                <m:t>(</m:t>
+              </m:r>
+              <m:r>
+                <m:rPr>
+                  <m:sty m:val="p"/>
+                </m:rPr>
+                <m:t>−</m:t>
+              </m:r>
+              <m:r>
+                <m:t>7</m:t>
+              </m:r>
+              <m:r>
+                <m:rPr>
+                  <m:sty m:val="p"/>
+                </m:rPr>
+                <m:t>)</m:t>
+              </m:r>
               <m:r>
                 <m:rPr>
                   <m:sty m:val="b"/>
@@ -5172,19 +5169,21 @@
                 </m:rPr>
                 <m:t>+</m:t>
               </m:r>
-              <m:d>
-                <m:dPr>
-                  <m:begChr m:val="("/>
-                  <m:sepChr m:val=""/>
-                  <m:endChr m:val=")"/>
-                  <m:grow/>
-                </m:dPr>
-                <m:e>
-                  <m:r>
-                    <m:t>0</m:t>
-                  </m:r>
-                </m:e>
-              </m:d>
+              <m:r>
+                <m:rPr>
+                  <m:sty m:val="p"/>
+                </m:rPr>
+                <m:t>(</m:t>
+              </m:r>
+              <m:r>
+                <m:t>0</m:t>
+              </m:r>
+              <m:r>
+                <m:rPr>
+                  <m:sty m:val="p"/>
+                </m:rPr>
+                <m:t>)</m:t>
+              </m:r>
               <m:r>
                 <m:rPr>
                   <m:sty m:val="b"/>
@@ -5226,8 +5225,8 @@
         </w:tc>
       </w:tr>
     </w:tbl>
-    <w:bookmarkEnd w:id="73"/>
-    <w:bookmarkStart w:id="80" w:name="column-vector-notation"/>
+    <w:bookmarkEnd w:id="62"/>
+    <w:bookmarkStart w:id="69" w:name="column-vector-notation"/>
     <w:p>
       <w:pPr>
         <w:pStyle w:val="Heading2"/>
@@ -5490,18 +5489,18 @@
                 <wp:inline>
                   <wp:extent cx="152400" cy="152400"/>
                   <wp:effectExtent b="0" l="0" r="0" t="0"/>
-                  <wp:docPr descr="" title="" id="74" name="Picture"/>
+                  <wp:docPr descr="" title="" id="63" name="Picture"/>
                   <a:graphic>
                     <a:graphicData uri="http://schemas.openxmlformats.org/drawingml/2006/picture">
                       <pic:pic>
                         <pic:nvPicPr>
-                          <pic:cNvPr descr="/Applications/quarto/share/formats/docx/note.png" id="75" name="Picture"/>
+                          <pic:cNvPr descr="/Applications/quarto/share/formats/docx/note.png" id="64" name="Picture"/>
                           <pic:cNvPicPr>
                             <a:picLocks noChangeArrowheads="1" noChangeAspect="1"/>
                           </pic:cNvPicPr>
                         </pic:nvPicPr>
                         <pic:blipFill>
-                          <a:blip r:embed="rId20"/>
+                          <a:blip r:embed="rId9"/>
                           <a:stretch>
                             <a:fillRect/>
                           </a:stretch>
@@ -5784,18 +5783,18 @@
                 <wp:inline>
                   <wp:extent cx="152400" cy="152400"/>
                   <wp:effectExtent b="0" l="0" r="0" t="0"/>
-                  <wp:docPr descr="" title="" id="76" name="Picture"/>
+                  <wp:docPr descr="" title="" id="65" name="Picture"/>
                   <a:graphic>
                     <a:graphicData uri="http://schemas.openxmlformats.org/drawingml/2006/picture">
                       <pic:pic>
                         <pic:nvPicPr>
-                          <pic:cNvPr descr="/Applications/quarto/share/formats/docx/note.png" id="77" name="Picture"/>
+                          <pic:cNvPr descr="/Applications/quarto/share/formats/docx/note.png" id="66" name="Picture"/>
                           <pic:cNvPicPr>
                             <a:picLocks noChangeArrowheads="1" noChangeAspect="1"/>
                           </pic:cNvPicPr>
                         </pic:nvPicPr>
                         <pic:blipFill>
-                          <a:blip r:embed="rId20"/>
+                          <a:blip r:embed="rId9"/>
                           <a:stretch>
                             <a:fillRect/>
                           </a:stretch>
@@ -6037,25 +6036,27 @@
                   </m:rPr>
                   <m:t>=</m:t>
                 </m:r>
-                <m:d>
-                  <m:dPr>
-                    <m:begChr m:val="("/>
-                    <m:sepChr m:val=""/>
-                    <m:endChr m:val=")"/>
-                    <m:grow/>
-                  </m:dPr>
-                  <m:e>
-                    <m:r>
-                      <m:rPr>
-                        <m:sty m:val="p"/>
-                      </m:rPr>
-                      <m:t>−</m:t>
-                    </m:r>
-                    <m:r>
-                      <m:t>7</m:t>
-                    </m:r>
-                  </m:e>
-                </m:d>
+                <m:r>
+                  <m:rPr>
+                    <m:sty m:val="p"/>
+                  </m:rPr>
+                  <m:t>(</m:t>
+                </m:r>
+                <m:r>
+                  <m:rPr>
+                    <m:sty m:val="p"/>
+                  </m:rPr>
+                  <m:t>−</m:t>
+                </m:r>
+                <m:r>
+                  <m:t>7</m:t>
+                </m:r>
+                <m:r>
+                  <m:rPr>
+                    <m:sty m:val="p"/>
+                  </m:rPr>
+                  <m:t>)</m:t>
+                </m:r>
                 <m:r>
                   <m:rPr>
                     <m:sty m:val="b"/>
@@ -6181,18 +6182,18 @@
                 <wp:inline>
                   <wp:extent cx="152400" cy="152400"/>
                   <wp:effectExtent b="0" l="0" r="0" t="0"/>
-                  <wp:docPr descr="" title="" id="78" name="Picture"/>
+                  <wp:docPr descr="" title="" id="67" name="Picture"/>
                   <a:graphic>
                     <a:graphicData uri="http://schemas.openxmlformats.org/drawingml/2006/picture">
                       <pic:pic>
                         <pic:nvPicPr>
-                          <pic:cNvPr descr="/Applications/quarto/share/formats/docx/note.png" id="79" name="Picture"/>
+                          <pic:cNvPr descr="/Applications/quarto/share/formats/docx/note.png" id="68" name="Picture"/>
                           <pic:cNvPicPr>
                             <a:picLocks noChangeArrowheads="1" noChangeAspect="1"/>
                           </pic:cNvPicPr>
                         </pic:nvPicPr>
                         <pic:blipFill>
-                          <a:blip r:embed="rId20"/>
+                          <a:blip r:embed="rId9"/>
                           <a:stretch>
                             <a:fillRect/>
                           </a:stretch>
@@ -6562,25 +6563,27 @@
                   </m:rPr>
                   <m:t>=</m:t>
                 </m:r>
-                <m:d>
-                  <m:dPr>
-                    <m:begChr m:val="("/>
-                    <m:sepChr m:val=""/>
-                    <m:endChr m:val=")"/>
-                    <m:grow/>
-                  </m:dPr>
-                  <m:e>
-                    <m:r>
-                      <m:rPr>
-                        <m:sty m:val="p"/>
-                      </m:rPr>
-                      <m:t>−</m:t>
-                    </m:r>
-                    <m:r>
-                      <m:t>x</m:t>
-                    </m:r>
-                  </m:e>
-                </m:d>
+                <m:r>
+                  <m:rPr>
+                    <m:sty m:val="p"/>
+                  </m:rPr>
+                  <m:t>(</m:t>
+                </m:r>
+                <m:r>
+                  <m:rPr>
+                    <m:sty m:val="p"/>
+                  </m:rPr>
+                  <m:t>−</m:t>
+                </m:r>
+                <m:r>
+                  <m:t>x</m:t>
+                </m:r>
+                <m:r>
+                  <m:rPr>
+                    <m:sty m:val="p"/>
+                  </m:rPr>
+                  <m:t>)</m:t>
+                </m:r>
                 <m:r>
                   <m:rPr>
                     <m:sty m:val="b"/>
@@ -6593,25 +6596,27 @@
                   </m:rPr>
                   <m:t>+</m:t>
                 </m:r>
-                <m:d>
-                  <m:dPr>
-                    <m:begChr m:val="("/>
-                    <m:sepChr m:val=""/>
-                    <m:endChr m:val=")"/>
-                    <m:grow/>
-                  </m:dPr>
-                  <m:e>
-                    <m:r>
-                      <m:rPr>
-                        <m:sty m:val="p"/>
-                      </m:rPr>
-                      <m:t>−</m:t>
-                    </m:r>
-                    <m:r>
-                      <m:t>y</m:t>
-                    </m:r>
-                  </m:e>
-                </m:d>
+                <m:r>
+                  <m:rPr>
+                    <m:sty m:val="p"/>
+                  </m:rPr>
+                  <m:t>(</m:t>
+                </m:r>
+                <m:r>
+                  <m:rPr>
+                    <m:sty m:val="p"/>
+                  </m:rPr>
+                  <m:t>−</m:t>
+                </m:r>
+                <m:r>
+                  <m:t>y</m:t>
+                </m:r>
+                <m:r>
+                  <m:rPr>
+                    <m:sty m:val="p"/>
+                  </m:rPr>
+                  <m:t>)</m:t>
+                </m:r>
                 <m:r>
                   <m:rPr>
                     <m:sty m:val="b"/>
@@ -6624,25 +6629,27 @@
                   </m:rPr>
                   <m:t>+</m:t>
                 </m:r>
-                <m:d>
-                  <m:dPr>
-                    <m:begChr m:val="("/>
-                    <m:sepChr m:val=""/>
-                    <m:endChr m:val=")"/>
-                    <m:grow/>
-                  </m:dPr>
-                  <m:e>
-                    <m:r>
-                      <m:rPr>
-                        <m:sty m:val="p"/>
-                      </m:rPr>
-                      <m:t>−</m:t>
-                    </m:r>
-                    <m:r>
-                      <m:t>z</m:t>
-                    </m:r>
-                  </m:e>
-                </m:d>
+                <m:r>
+                  <m:rPr>
+                    <m:sty m:val="p"/>
+                  </m:rPr>
+                  <m:t>(</m:t>
+                </m:r>
+                <m:r>
+                  <m:rPr>
+                    <m:sty m:val="p"/>
+                  </m:rPr>
+                  <m:t>−</m:t>
+                </m:r>
+                <m:r>
+                  <m:t>z</m:t>
+                </m:r>
+                <m:r>
+                  <m:rPr>
+                    <m:sty m:val="p"/>
+                  </m:rPr>
+                  <m:t>)</m:t>
+                </m:r>
                 <m:r>
                   <m:rPr>
                     <m:sty m:val="b"/>
@@ -6946,8 +6953,8 @@
                 <m:r>
                   <m:rPr>
                     <m:nor/>
+                    <m:scr m:val="sans-serif"/>
                     <m:sty m:val="p"/>
-                    <m:scr m:val="sans-serif"/>
                   </m:rPr>
                   <m:t> if and only if </m:t>
                 </m:r>
@@ -7075,9 +7082,9 @@
         </w:tc>
       </w:tr>
     </w:tbl>
-    <w:bookmarkEnd w:id="80"/>
-    <w:bookmarkEnd w:id="81"/>
-    <w:bookmarkStart w:id="92" w:name="magnitudes-and-unit-vectors"/>
+    <w:bookmarkEnd w:id="69"/>
+    <w:bookmarkEnd w:id="70"/>
+    <w:bookmarkStart w:id="81" w:name="magnitudes-and-unit-vectors"/>
     <w:p>
       <w:pPr>
         <w:pStyle w:val="Heading1"/>
@@ -7159,37 +7166,39 @@
         <w:t xml:space="preserve"> </w:t>
       </w:r>
       <m:oMath>
-        <m:d>
-          <m:dPr>
-            <m:begChr m:val="("/>
-            <m:sepChr m:val=""/>
-            <m:endChr m:val=")"/>
-            <m:grow/>
-          </m:dPr>
-          <m:e>
-            <m:r>
-              <m:t>x</m:t>
-            </m:r>
-            <m:r>
-              <m:rPr>
-                <m:sty m:val="p"/>
-              </m:rPr>
-              <m:t>,</m:t>
-            </m:r>
-            <m:r>
-              <m:t>y</m:t>
-            </m:r>
-            <m:r>
-              <m:rPr>
-                <m:sty m:val="p"/>
-              </m:rPr>
-              <m:t>,</m:t>
-            </m:r>
-            <m:r>
-              <m:t>z</m:t>
-            </m:r>
-          </m:e>
-        </m:d>
+        <m:r>
+          <m:rPr>
+            <m:sty m:val="p"/>
+          </m:rPr>
+          <m:t>(</m:t>
+        </m:r>
+        <m:r>
+          <m:t>x</m:t>
+        </m:r>
+        <m:r>
+          <m:rPr>
+            <m:sty m:val="p"/>
+          </m:rPr>
+          <m:t>,</m:t>
+        </m:r>
+        <m:r>
+          <m:t>y</m:t>
+        </m:r>
+        <m:r>
+          <m:rPr>
+            <m:sty m:val="p"/>
+          </m:rPr>
+          <m:t>,</m:t>
+        </m:r>
+        <m:r>
+          <m:t>z</m:t>
+        </m:r>
+        <m:r>
+          <m:rPr>
+            <m:sty m:val="p"/>
+          </m:rPr>
+          <m:t>)</m:t>
+        </m:r>
       </m:oMath>
       <w:r>
         <w:t xml:space="preserve">, the magnitude of the vector</w:t>
@@ -7215,37 +7224,39 @@
         <w:t xml:space="preserve"> </w:t>
       </w:r>
       <m:oMath>
-        <m:d>
-          <m:dPr>
-            <m:begChr m:val="("/>
-            <m:sepChr m:val=""/>
-            <m:endChr m:val=")"/>
-            <m:grow/>
-          </m:dPr>
-          <m:e>
-            <m:r>
-              <m:t>0</m:t>
-            </m:r>
-            <m:r>
-              <m:rPr>
-                <m:sty m:val="p"/>
-              </m:rPr>
-              <m:t>,</m:t>
-            </m:r>
-            <m:r>
-              <m:t>0</m:t>
-            </m:r>
-            <m:r>
-              <m:rPr>
-                <m:sty m:val="p"/>
-              </m:rPr>
-              <m:t>,</m:t>
-            </m:r>
-            <m:r>
-              <m:t>0</m:t>
-            </m:r>
-          </m:e>
-        </m:d>
+        <m:r>
+          <m:rPr>
+            <m:sty m:val="p"/>
+          </m:rPr>
+          <m:t>(</m:t>
+        </m:r>
+        <m:r>
+          <m:t>0</m:t>
+        </m:r>
+        <m:r>
+          <m:rPr>
+            <m:sty m:val="p"/>
+          </m:rPr>
+          <m:t>,</m:t>
+        </m:r>
+        <m:r>
+          <m:t>0</m:t>
+        </m:r>
+        <m:r>
+          <m:rPr>
+            <m:sty m:val="p"/>
+          </m:rPr>
+          <m:t>,</m:t>
+        </m:r>
+        <m:r>
+          <m:t>0</m:t>
+        </m:r>
+        <m:r>
+          <m:rPr>
+            <m:sty m:val="p"/>
+          </m:rPr>
+          <m:t>)</m:t>
+        </m:r>
       </m:oMath>
       <w:r>
         <w:t xml:space="preserve"> </w:t>
@@ -7257,37 +7268,39 @@
         <w:t xml:space="preserve"> </w:t>
       </w:r>
       <m:oMath>
-        <m:d>
-          <m:dPr>
-            <m:begChr m:val="("/>
-            <m:sepChr m:val=""/>
-            <m:endChr m:val=")"/>
-            <m:grow/>
-          </m:dPr>
-          <m:e>
-            <m:r>
-              <m:t>x</m:t>
-            </m:r>
-            <m:r>
-              <m:rPr>
-                <m:sty m:val="p"/>
-              </m:rPr>
-              <m:t>,</m:t>
-            </m:r>
-            <m:r>
-              <m:t>y</m:t>
-            </m:r>
-            <m:r>
-              <m:rPr>
-                <m:sty m:val="p"/>
-              </m:rPr>
-              <m:t>,</m:t>
-            </m:r>
-            <m:r>
-              <m:t>z</m:t>
-            </m:r>
-          </m:e>
-        </m:d>
+        <m:r>
+          <m:rPr>
+            <m:sty m:val="p"/>
+          </m:rPr>
+          <m:t>(</m:t>
+        </m:r>
+        <m:r>
+          <m:t>x</m:t>
+        </m:r>
+        <m:r>
+          <m:rPr>
+            <m:sty m:val="p"/>
+          </m:rPr>
+          <m:t>,</m:t>
+        </m:r>
+        <m:r>
+          <m:t>y</m:t>
+        </m:r>
+        <m:r>
+          <m:rPr>
+            <m:sty m:val="p"/>
+          </m:rPr>
+          <m:t>,</m:t>
+        </m:r>
+        <m:r>
+          <m:t>z</m:t>
+        </m:r>
+        <m:r>
+          <m:rPr>
+            <m:sty m:val="p"/>
+          </m:rPr>
+          <m:t>)</m:t>
+        </m:r>
       </m:oMath>
       <w:r>
         <w:t xml:space="preserve">. This gives:</w:t>
@@ -7334,18 +7347,18 @@
                 <wp:inline>
                   <wp:extent cx="152400" cy="152400"/>
                   <wp:effectExtent b="0" l="0" r="0" t="0"/>
-                  <wp:docPr descr="" title="" id="82" name="Picture"/>
+                  <wp:docPr descr="" title="" id="71" name="Picture"/>
                   <a:graphic>
                     <a:graphicData uri="http://schemas.openxmlformats.org/drawingml/2006/picture">
                       <pic:pic>
                         <pic:nvPicPr>
-                          <pic:cNvPr descr="/Applications/quarto/share/formats/docx/note.png" id="83" name="Picture"/>
+                          <pic:cNvPr descr="/Applications/quarto/share/formats/docx/note.png" id="72" name="Picture"/>
                           <pic:cNvPicPr>
                             <a:picLocks noChangeArrowheads="1" noChangeAspect="1"/>
                           </pic:cNvPicPr>
                         </pic:nvPicPr>
                         <pic:blipFill>
-                          <a:blip r:embed="rId20"/>
+                          <a:blip r:embed="rId9"/>
                           <a:stretch>
                             <a:fillRect/>
                           </a:stretch>
@@ -7560,22 +7573,24 @@
                 <m:jc m:val="center"/>
               </m:oMathParaPr>
               <m:oMath>
-                <m:d>
-                  <m:dPr>
-                    <m:begChr m:val="|"/>
-                    <m:sepChr m:val=""/>
-                    <m:endChr m:val="|"/>
-                    <m:grow/>
-                  </m:dPr>
-                  <m:e>
-                    <m:r>
-                      <m:rPr>
-                        <m:sty m:val="b"/>
-                      </m:rPr>
-                      <m:t>a</m:t>
-                    </m:r>
-                  </m:e>
-                </m:d>
+                <m:r>
+                  <m:rPr>
+                    <m:sty m:val="p"/>
+                  </m:rPr>
+                  <m:t>|</m:t>
+                </m:r>
+                <m:r>
+                  <m:rPr>
+                    <m:sty m:val="b"/>
+                  </m:rPr>
+                  <m:t>a</m:t>
+                </m:r>
+                <m:r>
+                  <m:rPr>
+                    <m:sty m:val="p"/>
+                  </m:rPr>
+                  <m:t>|</m:t>
+                </m:r>
                 <m:r>
                   <m:rPr>
                     <m:sty m:val="p"/>
@@ -7694,18 +7709,18 @@
                 <wp:inline>
                   <wp:extent cx="152400" cy="152400"/>
                   <wp:effectExtent b="0" l="0" r="0" t="0"/>
-                  <wp:docPr descr="" title="" id="84" name="Picture"/>
+                  <wp:docPr descr="" title="" id="73" name="Picture"/>
                   <a:graphic>
                     <a:graphicData uri="http://schemas.openxmlformats.org/drawingml/2006/picture">
                       <pic:pic>
                         <pic:nvPicPr>
-                          <pic:cNvPr descr="/Applications/quarto/share/formats/docx/warning.png" id="85" name="Picture"/>
+                          <pic:cNvPr descr="/Applications/quarto/share/formats/docx/warning.png" id="74" name="Picture"/>
                           <pic:cNvPicPr>
                             <a:picLocks noChangeArrowheads="1" noChangeAspect="1"/>
                           </pic:cNvPicPr>
                         </pic:nvPicPr>
                         <pic:blipFill>
-                          <a:blip r:embed="rId34"/>
+                          <a:blip r:embed="rId23"/>
                           <a:stretch>
                             <a:fillRect/>
                           </a:stretch>
@@ -7817,18 +7832,18 @@
                 <wp:inline>
                   <wp:extent cx="152400" cy="152400"/>
                   <wp:effectExtent b="0" l="0" r="0" t="0"/>
-                  <wp:docPr descr="" title="" id="86" name="Picture"/>
+                  <wp:docPr descr="" title="" id="75" name="Picture"/>
                   <a:graphic>
                     <a:graphicData uri="http://schemas.openxmlformats.org/drawingml/2006/picture">
                       <pic:pic>
                         <pic:nvPicPr>
-                          <pic:cNvPr descr="/Applications/quarto/share/formats/docx/note.png" id="87" name="Picture"/>
+                          <pic:cNvPr descr="/Applications/quarto/share/formats/docx/note.png" id="76" name="Picture"/>
                           <pic:cNvPicPr>
                             <a:picLocks noChangeArrowheads="1" noChangeAspect="1"/>
                           </pic:cNvPicPr>
                         </pic:nvPicPr>
                         <pic:blipFill>
-                          <a:blip r:embed="rId20"/>
+                          <a:blip r:embed="rId9"/>
                           <a:stretch>
                             <a:fillRect/>
                           </a:stretch>
@@ -8128,22 +8143,24 @@
                 <m:jc m:val="center"/>
               </m:oMathParaPr>
               <m:oMath>
-                <m:d>
-                  <m:dPr>
-                    <m:begChr m:val="|"/>
-                    <m:sepChr m:val=""/>
-                    <m:endChr m:val="|"/>
-                    <m:grow/>
-                  </m:dPr>
-                  <m:e>
-                    <m:r>
-                      <m:rPr>
-                        <m:sty m:val="b"/>
-                      </m:rPr>
-                      <m:t>p</m:t>
-                    </m:r>
-                  </m:e>
-                </m:d>
+                <m:r>
+                  <m:rPr>
+                    <m:sty m:val="p"/>
+                  </m:rPr>
+                  <m:t>|</m:t>
+                </m:r>
+                <m:r>
+                  <m:rPr>
+                    <m:sty m:val="b"/>
+                  </m:rPr>
+                  <m:t>p</m:t>
+                </m:r>
+                <m:r>
+                  <m:rPr>
+                    <m:sty m:val="p"/>
+                  </m:rPr>
+                  <m:t>|</m:t>
+                </m:r>
                 <m:r>
                   <m:rPr>
                     <m:sty m:val="p"/>
@@ -8156,21 +8173,23 @@
                   </m:radPr>
                   <m:deg/>
                   <m:e>
+                    <m:r>
+                      <m:rPr>
+                        <m:sty m:val="p"/>
+                      </m:rPr>
+                      <m:t>(</m:t>
+                    </m:r>
+                    <m:r>
+                      <m:t>1</m:t>
+                    </m:r>
                     <m:sSup>
                       <m:e>
-                        <m:d>
-                          <m:dPr>
-                            <m:begChr m:val="("/>
-                            <m:sepChr m:val=""/>
-                            <m:endChr m:val=")"/>
-                            <m:grow/>
-                          </m:dPr>
-                          <m:e>
-                            <m:r>
-                              <m:t>1</m:t>
-                            </m:r>
-                          </m:e>
-                        </m:d>
+                        <m:r>
+                          <m:rPr>
+                            <m:sty m:val="p"/>
+                          </m:rPr>
+                          <m:t>)</m:t>
+                        </m:r>
                       </m:e>
                       <m:sup>
                         <m:r>
@@ -8184,21 +8203,23 @@
                       </m:rPr>
                       <m:t>+</m:t>
                     </m:r>
+                    <m:r>
+                      <m:rPr>
+                        <m:sty m:val="p"/>
+                      </m:rPr>
+                      <m:t>(</m:t>
+                    </m:r>
+                    <m:r>
+                      <m:t>4</m:t>
+                    </m:r>
                     <m:sSup>
                       <m:e>
-                        <m:d>
-                          <m:dPr>
-                            <m:begChr m:val="("/>
-                            <m:sepChr m:val=""/>
-                            <m:endChr m:val=")"/>
-                            <m:grow/>
-                          </m:dPr>
-                          <m:e>
-                            <m:r>
-                              <m:t>4</m:t>
-                            </m:r>
-                          </m:e>
-                        </m:d>
+                        <m:r>
+                          <m:rPr>
+                            <m:sty m:val="p"/>
+                          </m:rPr>
+                          <m:t>)</m:t>
+                        </m:r>
                       </m:e>
                       <m:sup>
                         <m:r>
@@ -8212,27 +8233,29 @@
                       </m:rPr>
                       <m:t>+</m:t>
                     </m:r>
+                    <m:r>
+                      <m:rPr>
+                        <m:sty m:val="p"/>
+                      </m:rPr>
+                      <m:t>(</m:t>
+                    </m:r>
+                    <m:r>
+                      <m:rPr>
+                        <m:sty m:val="p"/>
+                      </m:rPr>
+                      <m:t>−</m:t>
+                    </m:r>
+                    <m:r>
+                      <m:t>8</m:t>
+                    </m:r>
                     <m:sSup>
                       <m:e>
-                        <m:d>
-                          <m:dPr>
-                            <m:begChr m:val="("/>
-                            <m:sepChr m:val=""/>
-                            <m:endChr m:val=")"/>
-                            <m:grow/>
-                          </m:dPr>
-                          <m:e>
-                            <m:r>
-                              <m:rPr>
-                                <m:sty m:val="p"/>
-                              </m:rPr>
-                              <m:t>−</m:t>
-                            </m:r>
-                            <m:r>
-                              <m:t>8</m:t>
-                            </m:r>
-                          </m:e>
-                        </m:d>
+                        <m:r>
+                          <m:rPr>
+                            <m:sty m:val="p"/>
+                          </m:rPr>
+                          <m:t>)</m:t>
+                        </m:r>
                       </m:e>
                       <m:sup>
                         <m:r>
@@ -8400,22 +8423,24 @@
                 <m:jc m:val="center"/>
               </m:oMathParaPr>
               <m:oMath>
-                <m:d>
-                  <m:dPr>
-                    <m:begChr m:val="|"/>
-                    <m:sepChr m:val=""/>
-                    <m:endChr m:val="|"/>
-                    <m:grow/>
-                  </m:dPr>
-                  <m:e>
-                    <m:r>
-                      <m:rPr>
-                        <m:sty m:val="b"/>
-                      </m:rPr>
-                      <m:t>q</m:t>
-                    </m:r>
-                  </m:e>
-                </m:d>
+                <m:r>
+                  <m:rPr>
+                    <m:sty m:val="p"/>
+                  </m:rPr>
+                  <m:t>|</m:t>
+                </m:r>
+                <m:r>
+                  <m:rPr>
+                    <m:sty m:val="b"/>
+                  </m:rPr>
+                  <m:t>q</m:t>
+                </m:r>
+                <m:r>
+                  <m:rPr>
+                    <m:sty m:val="p"/>
+                  </m:rPr>
+                  <m:t>|</m:t>
+                </m:r>
                 <m:r>
                   <m:rPr>
                     <m:sty m:val="p"/>
@@ -8428,27 +8453,29 @@
                   </m:radPr>
                   <m:deg/>
                   <m:e>
+                    <m:r>
+                      <m:rPr>
+                        <m:sty m:val="p"/>
+                      </m:rPr>
+                      <m:t>(</m:t>
+                    </m:r>
+                    <m:r>
+                      <m:rPr>
+                        <m:sty m:val="p"/>
+                      </m:rPr>
+                      <m:t>−</m:t>
+                    </m:r>
+                    <m:r>
+                      <m:t>4</m:t>
+                    </m:r>
                     <m:sSup>
                       <m:e>
-                        <m:d>
-                          <m:dPr>
-                            <m:begChr m:val="("/>
-                            <m:sepChr m:val=""/>
-                            <m:endChr m:val=")"/>
-                            <m:grow/>
-                          </m:dPr>
-                          <m:e>
-                            <m:r>
-                              <m:rPr>
-                                <m:sty m:val="p"/>
-                              </m:rPr>
-                              <m:t>−</m:t>
-                            </m:r>
-                            <m:r>
-                              <m:t>4</m:t>
-                            </m:r>
-                          </m:e>
-                        </m:d>
+                        <m:r>
+                          <m:rPr>
+                            <m:sty m:val="p"/>
+                          </m:rPr>
+                          <m:t>)</m:t>
+                        </m:r>
                       </m:e>
                       <m:sup>
                         <m:r>
@@ -8462,21 +8489,23 @@
                       </m:rPr>
                       <m:t>+</m:t>
                     </m:r>
+                    <m:r>
+                      <m:rPr>
+                        <m:sty m:val="p"/>
+                      </m:rPr>
+                      <m:t>(</m:t>
+                    </m:r>
+                    <m:r>
+                      <m:t>2</m:t>
+                    </m:r>
                     <m:sSup>
                       <m:e>
-                        <m:d>
-                          <m:dPr>
-                            <m:begChr m:val="("/>
-                            <m:sepChr m:val=""/>
-                            <m:endChr m:val=")"/>
-                            <m:grow/>
-                          </m:dPr>
-                          <m:e>
-                            <m:r>
-                              <m:t>2</m:t>
-                            </m:r>
-                          </m:e>
-                        </m:d>
+                        <m:r>
+                          <m:rPr>
+                            <m:sty m:val="p"/>
+                          </m:rPr>
+                          <m:t>)</m:t>
+                        </m:r>
                       </m:e>
                       <m:sup>
                         <m:r>
@@ -8490,21 +8519,23 @@
                       </m:rPr>
                       <m:t>+</m:t>
                     </m:r>
+                    <m:r>
+                      <m:rPr>
+                        <m:sty m:val="p"/>
+                      </m:rPr>
+                      <m:t>(</m:t>
+                    </m:r>
+                    <m:r>
+                      <m:t>11</m:t>
+                    </m:r>
                     <m:sSup>
                       <m:e>
-                        <m:d>
-                          <m:dPr>
-                            <m:begChr m:val="("/>
-                            <m:sepChr m:val=""/>
-                            <m:endChr m:val=")"/>
-                            <m:grow/>
-                          </m:dPr>
-                          <m:e>
-                            <m:r>
-                              <m:t>11</m:t>
-                            </m:r>
-                          </m:e>
-                        </m:d>
+                        <m:r>
+                          <m:rPr>
+                            <m:sty m:val="p"/>
+                          </m:rPr>
+                          <m:t>)</m:t>
+                        </m:r>
                       </m:e>
                       <m:sup>
                         <m:r>
@@ -8609,66 +8640,27 @@
           </m:rPr>
           <m:t>/</m:t>
         </m:r>
-        <m:d>
-          <m:dPr>
-            <m:begChr m:val="|"/>
-            <m:sepChr m:val=""/>
-            <m:endChr m:val="|"/>
-            <m:grow/>
-          </m:dPr>
-          <m:e>
-            <m:r>
-              <m:rPr>
-                <m:sty m:val="b"/>
-              </m:rPr>
-              <m:t>a</m:t>
-            </m:r>
-          </m:e>
-        </m:d>
-      </m:oMath>
-      <w:r>
-        <w:t xml:space="preserve">, which is the same as dividing the vector</w:t>
-      </w:r>
-      <w:r>
-        <w:t xml:space="preserve"> </w:t>
-      </w:r>
-      <m:oMath>
+        <m:r>
+          <m:rPr>
+            <m:sty m:val="p"/>
+          </m:rPr>
+          <m:t>|</m:t>
+        </m:r>
         <m:r>
           <m:rPr>
             <m:sty m:val="b"/>
           </m:rPr>
           <m:t>a</m:t>
         </m:r>
+        <m:r>
+          <m:rPr>
+            <m:sty m:val="p"/>
+          </m:rPr>
+          <m:t>|</m:t>
+        </m:r>
       </m:oMath>
       <w:r>
-        <w:t xml:space="preserve"> </w:t>
-      </w:r>
-      <w:r>
-        <w:t xml:space="preserve">by</w:t>
-      </w:r>
-      <w:r>
-        <w:t xml:space="preserve"> </w:t>
-      </w:r>
-      <m:oMath>
-        <m:d>
-          <m:dPr>
-            <m:begChr m:val="|"/>
-            <m:sepChr m:val=""/>
-            <m:endChr m:val="|"/>
-            <m:grow/>
-          </m:dPr>
-          <m:e>
-            <m:r>
-              <m:rPr>
-                <m:sty m:val="b"/>
-              </m:rPr>
-              <m:t>a</m:t>
-            </m:r>
-          </m:e>
-        </m:d>
-      </m:oMath>
-      <w:r>
-        <w:t xml:space="preserve">. As scalar multiplication does not change the direction of a vector, the vector</w:t>
+        <w:t xml:space="preserve">, which is the same as dividing the vector</w:t>
       </w:r>
       <w:r>
         <w:t xml:space="preserve"> </w:t>
@@ -8680,94 +8672,143 @@
           </m:rPr>
           <m:t>a</m:t>
         </m:r>
+      </m:oMath>
+      <w:r>
+        <w:t xml:space="preserve"> </w:t>
+      </w:r>
+      <w:r>
+        <w:t xml:space="preserve">by</w:t>
+      </w:r>
+      <w:r>
+        <w:t xml:space="preserve"> </w:t>
+      </w:r>
+      <m:oMath>
+        <m:r>
+          <m:rPr>
+            <m:sty m:val="p"/>
+          </m:rPr>
+          <m:t>|</m:t>
+        </m:r>
+        <m:r>
+          <m:rPr>
+            <m:sty m:val="b"/>
+          </m:rPr>
+          <m:t>a</m:t>
+        </m:r>
+        <m:r>
+          <m:rPr>
+            <m:sty m:val="p"/>
+          </m:rPr>
+          <m:t>|</m:t>
+        </m:r>
+      </m:oMath>
+      <w:r>
+        <w:t xml:space="preserve">. As scalar multiplication does not change the direction of a vector, the vector</w:t>
+      </w:r>
+      <w:r>
+        <w:t xml:space="preserve"> </w:t>
+      </w:r>
+      <m:oMath>
+        <m:r>
+          <m:rPr>
+            <m:sty m:val="b"/>
+          </m:rPr>
+          <m:t>a</m:t>
+        </m:r>
         <m:r>
           <m:rPr>
             <m:sty m:val="p"/>
           </m:rPr>
           <m:t>/</m:t>
         </m:r>
-        <m:d>
-          <m:dPr>
-            <m:begChr m:val="|"/>
-            <m:sepChr m:val=""/>
-            <m:endChr m:val="|"/>
-            <m:grow/>
-          </m:dPr>
-          <m:e>
-            <m:r>
-              <m:rPr>
-                <m:sty m:val="b"/>
-              </m:rPr>
-              <m:t>a</m:t>
-            </m:r>
-          </m:e>
-        </m:d>
-      </m:oMath>
-      <w:r>
-        <w:t xml:space="preserve"> </w:t>
-      </w:r>
-      <w:r>
-        <w:t xml:space="preserve">has the same direction as</w:t>
-      </w:r>
-      <w:r>
-        <w:t xml:space="preserve"> </w:t>
-      </w:r>
-      <m:oMath>
+        <m:r>
+          <m:rPr>
+            <m:sty m:val="p"/>
+          </m:rPr>
+          <m:t>|</m:t>
+        </m:r>
         <m:r>
           <m:rPr>
             <m:sty m:val="b"/>
           </m:rPr>
           <m:t>a</m:t>
         </m:r>
+        <m:r>
+          <m:rPr>
+            <m:sty m:val="p"/>
+          </m:rPr>
+          <m:t>|</m:t>
+        </m:r>
       </m:oMath>
       <w:r>
         <w:t xml:space="preserve"> </w:t>
       </w:r>
       <w:r>
+        <w:t xml:space="preserve">has the same direction as</w:t>
+      </w:r>
+      <w:r>
+        <w:t xml:space="preserve"> </w:t>
+      </w:r>
+      <m:oMath>
+        <m:r>
+          <m:rPr>
+            <m:sty m:val="b"/>
+          </m:rPr>
+          <m:t>a</m:t>
+        </m:r>
+      </m:oMath>
+      <w:r>
+        <w:t xml:space="preserve"> </w:t>
+      </w:r>
+      <w:r>
         <w:t xml:space="preserve">and magnitude</w:t>
       </w:r>
       <w:r>
         <w:t xml:space="preserve"> </w:t>
       </w:r>
       <m:oMath>
-        <m:d>
-          <m:dPr>
-            <m:begChr m:val="|"/>
-            <m:sepChr m:val=""/>
-            <m:endChr m:val="|"/>
-            <m:grow/>
-          </m:dPr>
-          <m:e>
-            <m:r>
-              <m:rPr>
-                <m:sty m:val="b"/>
-              </m:rPr>
-              <m:t>a</m:t>
-            </m:r>
-          </m:e>
-        </m:d>
+        <m:r>
+          <m:rPr>
+            <m:sty m:val="p"/>
+          </m:rPr>
+          <m:t>|</m:t>
+        </m:r>
+        <m:r>
+          <m:rPr>
+            <m:sty m:val="b"/>
+          </m:rPr>
+          <m:t>a</m:t>
+        </m:r>
+        <m:r>
+          <m:rPr>
+            <m:sty m:val="p"/>
+          </m:rPr>
+          <m:t>|</m:t>
+        </m:r>
         <m:r>
           <m:rPr>
             <m:sty m:val="p"/>
           </m:rPr>
           <m:t>/</m:t>
         </m:r>
-        <m:d>
-          <m:dPr>
-            <m:begChr m:val="|"/>
-            <m:sepChr m:val=""/>
-            <m:endChr m:val="|"/>
-            <m:grow/>
-          </m:dPr>
-          <m:e>
-            <m:r>
-              <m:rPr>
-                <m:sty m:val="b"/>
-              </m:rPr>
-              <m:t>a</m:t>
-            </m:r>
-          </m:e>
-        </m:d>
+        <m:r>
+          <m:rPr>
+            <m:sty m:val="p"/>
+          </m:rPr>
+          <m:t>|</m:t>
+        </m:r>
+        <m:r>
+          <m:rPr>
+            <m:sty m:val="b"/>
+          </m:rPr>
+          <m:t>a</m:t>
+        </m:r>
+        <m:r>
+          <m:rPr>
+            <m:sty m:val="p"/>
+          </m:rPr>
+          <m:t>|</m:t>
+        </m:r>
         <m:r>
           <m:rPr>
             <m:sty m:val="p"/>
@@ -8823,18 +8864,18 @@
                 <wp:inline>
                   <wp:extent cx="152400" cy="152400"/>
                   <wp:effectExtent b="0" l="0" r="0" t="0"/>
-                  <wp:docPr descr="" title="" id="88" name="Picture"/>
+                  <wp:docPr descr="" title="" id="77" name="Picture"/>
                   <a:graphic>
                     <a:graphicData uri="http://schemas.openxmlformats.org/drawingml/2006/picture">
                       <pic:pic>
                         <pic:nvPicPr>
-                          <pic:cNvPr descr="/Applications/quarto/share/formats/docx/note.png" id="89" name="Picture"/>
+                          <pic:cNvPr descr="/Applications/quarto/share/formats/docx/note.png" id="78" name="Picture"/>
                           <pic:cNvPicPr>
                             <a:picLocks noChangeArrowheads="1" noChangeAspect="1"/>
                           </pic:cNvPicPr>
                         </pic:nvPicPr>
                         <pic:blipFill>
-                          <a:blip r:embed="rId20"/>
+                          <a:blip r:embed="rId9"/>
                           <a:stretch>
                             <a:fillRect/>
                           </a:stretch>
@@ -9137,22 +9178,24 @@
                     </m:r>
                   </m:num>
                   <m:den>
-                    <m:d>
-                      <m:dPr>
-                        <m:begChr m:val="|"/>
-                        <m:sepChr m:val=""/>
-                        <m:endChr m:val="|"/>
-                        <m:grow/>
-                      </m:dPr>
-                      <m:e>
-                        <m:r>
-                          <m:rPr>
-                            <m:sty m:val="b"/>
-                          </m:rPr>
-                          <m:t>a</m:t>
-                        </m:r>
-                      </m:e>
-                    </m:d>
+                    <m:r>
+                      <m:rPr>
+                        <m:sty m:val="p"/>
+                      </m:rPr>
+                      <m:t>|</m:t>
+                    </m:r>
+                    <m:r>
+                      <m:rPr>
+                        <m:sty m:val="b"/>
+                      </m:rPr>
+                      <m:t>a</m:t>
+                    </m:r>
+                    <m:r>
+                      <m:rPr>
+                        <m:sty m:val="p"/>
+                      </m:rPr>
+                      <m:t>|</m:t>
+                    </m:r>
                   </m:den>
                 </m:f>
                 <m:r>
@@ -9372,18 +9415,18 @@
                 <wp:inline>
                   <wp:extent cx="152400" cy="152400"/>
                   <wp:effectExtent b="0" l="0" r="0" t="0"/>
-                  <wp:docPr descr="" title="" id="90" name="Picture"/>
+                  <wp:docPr descr="" title="" id="79" name="Picture"/>
                   <a:graphic>
                     <a:graphicData uri="http://schemas.openxmlformats.org/drawingml/2006/picture">
                       <pic:pic>
                         <pic:nvPicPr>
-                          <pic:cNvPr descr="/Applications/quarto/share/formats/docx/note.png" id="91" name="Picture"/>
+                          <pic:cNvPr descr="/Applications/quarto/share/formats/docx/note.png" id="80" name="Picture"/>
                           <pic:cNvPicPr>
                             <a:picLocks noChangeArrowheads="1" noChangeAspect="1"/>
                           </pic:cNvPicPr>
                         </pic:nvPicPr>
                         <pic:blipFill>
-                          <a:blip r:embed="rId20"/>
+                          <a:blip r:embed="rId9"/>
                           <a:stretch>
                             <a:fillRect/>
                           </a:stretch>
@@ -9624,22 +9667,24 @@
               <w:t xml:space="preserve"> </w:t>
             </w:r>
             <m:oMath>
-              <m:d>
-                <m:dPr>
-                  <m:begChr m:val="|"/>
-                  <m:sepChr m:val=""/>
-                  <m:endChr m:val="|"/>
-                  <m:grow/>
-                </m:dPr>
-                <m:e>
-                  <m:r>
-                    <m:rPr>
-                      <m:sty m:val="b"/>
-                    </m:rPr>
-                    <m:t>p</m:t>
-                  </m:r>
-                </m:e>
-              </m:d>
+              <m:r>
+                <m:rPr>
+                  <m:sty m:val="p"/>
+                </m:rPr>
+                <m:t>|</m:t>
+              </m:r>
+              <m:r>
+                <m:rPr>
+                  <m:sty m:val="b"/>
+                </m:rPr>
+                <m:t>p</m:t>
+              </m:r>
+              <m:r>
+                <m:rPr>
+                  <m:sty m:val="p"/>
+                </m:rPr>
+                <m:t>|</m:t>
+              </m:r>
               <m:r>
                 <m:rPr>
                   <m:sty m:val="p"/>
@@ -9712,22 +9757,24 @@
                     </m:r>
                   </m:num>
                   <m:den>
-                    <m:d>
-                      <m:dPr>
-                        <m:begChr m:val="|"/>
-                        <m:sepChr m:val=""/>
-                        <m:endChr m:val="|"/>
-                        <m:grow/>
-                      </m:dPr>
-                      <m:e>
-                        <m:r>
-                          <m:rPr>
-                            <m:sty m:val="b"/>
-                          </m:rPr>
-                          <m:t>p</m:t>
-                        </m:r>
-                      </m:e>
-                    </m:d>
+                    <m:r>
+                      <m:rPr>
+                        <m:sty m:val="p"/>
+                      </m:rPr>
+                      <m:t>|</m:t>
+                    </m:r>
+                    <m:r>
+                      <m:rPr>
+                        <m:sty m:val="b"/>
+                      </m:rPr>
+                      <m:t>p</m:t>
+                    </m:r>
+                    <m:r>
+                      <m:rPr>
+                        <m:sty m:val="p"/>
+                      </m:rPr>
+                      <m:t>|</m:t>
+                    </m:r>
                   </m:den>
                 </m:f>
                 <m:r>
@@ -9885,22 +9932,24 @@
               <w:t xml:space="preserve"> </w:t>
             </w:r>
             <m:oMath>
-              <m:d>
-                <m:dPr>
-                  <m:begChr m:val="|"/>
-                  <m:sepChr m:val=""/>
-                  <m:endChr m:val="|"/>
-                  <m:grow/>
-                </m:dPr>
-                <m:e>
-                  <m:r>
-                    <m:rPr>
-                      <m:sty m:val="b"/>
-                    </m:rPr>
-                    <m:t>q</m:t>
-                  </m:r>
-                </m:e>
-              </m:d>
+              <m:r>
+                <m:rPr>
+                  <m:sty m:val="p"/>
+                </m:rPr>
+                <m:t>|</m:t>
+              </m:r>
+              <m:r>
+                <m:rPr>
+                  <m:sty m:val="b"/>
+                </m:rPr>
+                <m:t>q</m:t>
+              </m:r>
+              <m:r>
+                <m:rPr>
+                  <m:sty m:val="p"/>
+                </m:rPr>
+                <m:t>|</m:t>
+              </m:r>
               <m:r>
                 <m:rPr>
                   <m:sty m:val="p"/>
@@ -9981,22 +10030,24 @@
                     </m:r>
                   </m:num>
                   <m:den>
-                    <m:d>
-                      <m:dPr>
-                        <m:begChr m:val="|"/>
-                        <m:sepChr m:val=""/>
-                        <m:endChr m:val="|"/>
-                        <m:grow/>
-                      </m:dPr>
-                      <m:e>
-                        <m:r>
-                          <m:rPr>
-                            <m:sty m:val="b"/>
-                          </m:rPr>
-                          <m:t>q</m:t>
-                        </m:r>
-                      </m:e>
-                    </m:d>
+                    <m:r>
+                      <m:rPr>
+                        <m:sty m:val="p"/>
+                      </m:rPr>
+                      <m:t>|</m:t>
+                    </m:r>
+                    <m:r>
+                      <m:rPr>
+                        <m:sty m:val="b"/>
+                      </m:rPr>
+                      <m:t>q</m:t>
+                    </m:r>
+                    <m:r>
+                      <m:rPr>
+                        <m:sty m:val="p"/>
+                      </m:rPr>
+                      <m:t>|</m:t>
+                    </m:r>
                   </m:den>
                 </m:f>
                 <m:r>
@@ -10089,8 +10140,8 @@
         </w:tc>
       </w:tr>
     </w:tbl>
-    <w:bookmarkEnd w:id="92"/>
-    <w:bookmarkStart w:id="93" w:name="quick-check-problems"/>
+    <w:bookmarkEnd w:id="81"/>
+    <w:bookmarkStart w:id="82" w:name="quick-check-problems"/>
     <w:p>
       <w:pPr>
         <w:pStyle w:val="Heading1"/>
@@ -10265,22 +10316,24 @@
         <w:t xml:space="preserve"> </w:t>
       </w:r>
       <m:oMath>
-        <m:d>
-          <m:dPr>
-            <m:begChr m:val="|"/>
-            <m:sepChr m:val=""/>
-            <m:endChr m:val="|"/>
-            <m:grow/>
-          </m:dPr>
-          <m:e>
-            <m:r>
-              <m:rPr>
-                <m:sty m:val="b"/>
-              </m:rPr>
-              <m:t>a</m:t>
-            </m:r>
-          </m:e>
-        </m:d>
+        <m:r>
+          <m:rPr>
+            <m:sty m:val="p"/>
+          </m:rPr>
+          <m:t>|</m:t>
+        </m:r>
+        <m:r>
+          <m:rPr>
+            <m:sty m:val="b"/>
+          </m:rPr>
+          <m:t>a</m:t>
+        </m:r>
+        <m:r>
+          <m:rPr>
+            <m:sty m:val="p"/>
+          </m:rPr>
+          <m:t>|</m:t>
+        </m:r>
       </m:oMath>
       <w:r>
         <w:t xml:space="preserve">?</w:t>
@@ -10347,8 +10400,8 @@
         <w:t xml:space="preserve">.</w:t>
       </w:r>
     </w:p>
-    <w:bookmarkEnd w:id="93"/>
-    <w:bookmarkStart w:id="97" w:name="further-reading"/>
+    <w:bookmarkEnd w:id="82"/>
+    <w:bookmarkStart w:id="86" w:name="further-reading"/>
     <w:p>
       <w:pPr>
         <w:pStyle w:val="Heading1"/>
@@ -10361,7 +10414,7 @@
       <w:pPr>
         <w:pStyle w:val="FirstParagraph"/>
       </w:pPr>
-      <w:hyperlink r:id="rId94">
+      <w:hyperlink r:id="rId83">
         <w:r>
           <w:rPr>
             <w:rStyle w:val="Hyperlink"/>
@@ -10380,7 +10433,7 @@
       <w:r>
         <w:t xml:space="preserve"> </w:t>
       </w:r>
-      <w:hyperlink r:id="rId58">
+      <w:hyperlink r:id="rId47">
         <w:r>
           <w:rPr>
             <w:rStyle w:val="Hyperlink"/>
@@ -10392,7 +10445,7 @@
         <w:t xml:space="preserve">.</w:t>
       </w:r>
     </w:p>
-    <w:bookmarkStart w:id="96" w:name="version-history-and-licensing"/>
+    <w:bookmarkStart w:id="85" w:name="version-history-and-licensing"/>
     <w:p>
       <w:pPr>
         <w:pStyle w:val="Heading2"/>
@@ -10425,7 +10478,7 @@
       <w:pPr>
         <w:pStyle w:val="FirstParagraph"/>
       </w:pPr>
-      <w:hyperlink r:id="rId95">
+      <w:hyperlink r:id="rId84">
         <w:r>
           <w:rPr>
             <w:rStyle w:val="Hyperlink"/>
@@ -10434,8 +10487,8 @@
         </w:r>
       </w:hyperlink>
     </w:p>
-    <w:bookmarkEnd w:id="96"/>
-    <w:bookmarkEnd w:id="97"/>
+    <w:bookmarkEnd w:id="85"/>
+    <w:bookmarkEnd w:id="86"/>
     <w:sectPr>
       <w:pgSz w:h="15840" w:w="12240"/>
       <w:pgMar w:bottom="1440" w:footer="720" w:gutter="0" w:header="720" w:left="1440" w:right="1440" w:top="1440"/>
